--- a/proyecto/documentacion/Manual tecnico.docx
+++ b/proyecto/documentacion/Manual tecnico.docx
@@ -99,7 +99,7 @@
           </mc:Choice>
           <mc:Fallback>
             <w:pict>
-              <v:group w14:anchorId="0A1CB72C" id="Group 4245" o:spid="_x0000_s1026" style="position:absolute;margin-left:-64.2pt;margin-top:-45.7pt;width:568.8pt;height:101.4pt;z-index:251657216;mso-width-relative:margin" coordsize="59658,9436" o:gfxdata="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">
+              <v:group w14:anchorId="730A17FB" id="Group 4245" o:spid="_x0000_s1026" style="position:absolute;margin-left:-64.2pt;margin-top:-45.7pt;width:568.8pt;height:101.4pt;z-index:251657216;mso-width-relative:margin" coordsize="59658,9436" o:gfxdata="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">
                 <v:shapetype id="_x0000_t75" coordsize="21600,21600" o:spt="75" o:preferrelative="t" path="m@4@5l@4@11@9@11@9@5xe" filled="f" stroked="f">
                   <v:stroke joinstyle="miter"/>
                   <v:formulas>
@@ -308,15 +308,7 @@
           <w:color w:val="auto"/>
           <w:szCs w:val="24"/>
         </w:rPr>
-        <w:t>Santos Borja Martí</w:t>
-      </w:r>
-      <w:r>
-        <w:rPr>
-          <w:rFonts w:ascii="Times New Roman" w:hAnsi="Times New Roman" w:cs="Times New Roman"/>
-          <w:color w:val="auto"/>
-          <w:szCs w:val="24"/>
-        </w:rPr>
-        <w:t>n</w:t>
+        <w:t>Santos Borja Martín</w:t>
       </w:r>
     </w:p>
     <w:p>
@@ -341,15 +333,7 @@
           <w:color w:val="auto"/>
           <w:szCs w:val="24"/>
         </w:rPr>
-        <w:t>Salazar Bonoso Isaac</w:t>
-      </w:r>
-      <w:r>
-        <w:rPr>
-          <w:rFonts w:ascii="Times New Roman" w:hAnsi="Times New Roman" w:cs="Times New Roman"/>
-          <w:color w:val="auto"/>
-          <w:szCs w:val="24"/>
-        </w:rPr>
-        <w:t xml:space="preserve"> </w:t>
+        <w:t xml:space="preserve">Salazar Bonoso Isaac </w:t>
       </w:r>
     </w:p>
     <w:p>
@@ -571,6 +555,12 @@
     <w:sdt>
       <w:sdtPr>
         <w:rPr>
+          <w:rFonts w:ascii="Arial" w:eastAsiaTheme="minorEastAsia" w:hAnsi="Arial" w:cstheme="minorBidi"/>
+          <w:b w:val="0"/>
+          <w:bCs w:val="0"/>
+          <w:color w:val="333333"/>
+          <w:sz w:val="22"/>
+          <w:szCs w:val="22"/>
           <w:lang w:val="es-MX"/>
         </w:rPr>
         <w:id w:val="-1315095636"/>
@@ -579,19 +569,29 @@
           <w:docPartUnique/>
         </w:docPartObj>
       </w:sdtPr>
-      <w:sdtEndPr>
-        <w:rPr>
-          <w:rFonts w:ascii="Arial" w:eastAsiaTheme="minorEastAsia" w:hAnsi="Arial" w:cstheme="minorBidi"/>
-          <w:color w:val="333333"/>
-          <w:sz w:val="22"/>
-          <w:szCs w:val="22"/>
-        </w:rPr>
-      </w:sdtEndPr>
       <w:sdtContent>
         <w:p>
           <w:pPr>
             <w:pStyle w:val="TtuloTDC"/>
           </w:pPr>
+          <w:r>
+            <w:rPr>
+              <w:lang w:val="es-MX"/>
+            </w:rPr>
+            <w:t>Tabla de</w:t>
+          </w:r>
+          <w:r>
+            <w:rPr>
+              <w:rFonts w:ascii="Arial" w:eastAsiaTheme="minorEastAsia" w:hAnsi="Arial" w:cstheme="minorBidi"/>
+              <w:b w:val="0"/>
+              <w:bCs w:val="0"/>
+              <w:color w:val="333333"/>
+              <w:sz w:val="22"/>
+              <w:szCs w:val="22"/>
+              <w:lang w:val="es-MX"/>
+            </w:rPr>
+            <w:t xml:space="preserve"> </w:t>
+          </w:r>
           <w:r>
             <w:rPr>
               <w:lang w:val="es-MX"/>
@@ -637,7 +637,7 @@
             </w:rPr>
             <w:fldChar w:fldCharType="separate"/>
           </w:r>
-          <w:hyperlink w:anchor="_Toc235207472" w:history="1">
+          <w:hyperlink w:anchor="_Toc235468823" w:history="1">
             <w:r>
               <w:rPr>
                 <w:rStyle w:val="Hipervnculo"/>
@@ -646,7 +646,7 @@
                 <w:noProof/>
                 <w:lang w:val="es-ES"/>
               </w:rPr>
-              <w:t>1. Introduction</w:t>
+              <w:t>1. Introducción</w:t>
             </w:r>
             <w:r>
               <w:rPr>
@@ -673,7 +673,7 @@
                 <w:noProof/>
                 <w:webHidden/>
               </w:rPr>
-              <w:instrText xml:space="preserve"> PAGEREF _Toc235207472 \h </w:instrText>
+              <w:instrText xml:space="preserve"> PAGEREF _Toc235468823 \h </w:instrText>
             </w:r>
             <w:r>
               <w:rPr>
@@ -730,7 +730,7 @@
               <w14:ligatures w14:val="standardContextual"/>
             </w:rPr>
           </w:pPr>
-          <w:hyperlink w:anchor="_Toc235207473" w:history="1">
+          <w:hyperlink w:anchor="_Toc235468824" w:history="1">
             <w:r>
               <w:rPr>
                 <w:rStyle w:val="Hipervnculo"/>
@@ -760,7 +760,7 @@
                 <w:bCs/>
                 <w:noProof/>
               </w:rPr>
-              <w:t>Purpose</w:t>
+              <w:t>Propósito</w:t>
             </w:r>
             <w:r>
               <w:rPr>
@@ -787,7 +787,7 @@
                 <w:noProof/>
                 <w:webHidden/>
               </w:rPr>
-              <w:instrText xml:space="preserve"> PAGEREF _Toc235207473 \h </w:instrText>
+              <w:instrText xml:space="preserve"> PAGEREF _Toc235468824 \h </w:instrText>
             </w:r>
             <w:r>
               <w:rPr>
@@ -844,7 +844,7 @@
               <w14:ligatures w14:val="standardContextual"/>
             </w:rPr>
           </w:pPr>
-          <w:hyperlink w:anchor="_Toc235207474" w:history="1">
+          <w:hyperlink w:anchor="_Toc235468825" w:history="1">
             <w:r>
               <w:rPr>
                 <w:rStyle w:val="Hipervnculo"/>
@@ -874,7 +874,7 @@
                 <w:bCs/>
                 <w:noProof/>
               </w:rPr>
-              <w:t>Scope</w:t>
+              <w:t>Alcance</w:t>
             </w:r>
             <w:r>
               <w:rPr>
@@ -901,7 +901,7 @@
                 <w:noProof/>
                 <w:webHidden/>
               </w:rPr>
-              <w:instrText xml:space="preserve"> PAGEREF _Toc235207474 \h </w:instrText>
+              <w:instrText xml:space="preserve"> PAGEREF _Toc235468825 \h </w:instrText>
             </w:r>
             <w:r>
               <w:rPr>
@@ -958,7 +958,7 @@
               <w14:ligatures w14:val="standardContextual"/>
             </w:rPr>
           </w:pPr>
-          <w:hyperlink w:anchor="_Toc235207475" w:history="1">
+          <w:hyperlink w:anchor="_Toc235468826" w:history="1">
             <w:r>
               <w:rPr>
                 <w:rStyle w:val="Hipervnculo"/>
@@ -988,7 +988,7 @@
                 <w:bCs/>
                 <w:noProof/>
               </w:rPr>
-              <w:t>Definitions, Acronyms &amp; Abbreviations</w:t>
+              <w:t>Definiciones, acrónimos y abreviaturas</w:t>
             </w:r>
             <w:r>
               <w:rPr>
@@ -1015,7 +1015,7 @@
                 <w:noProof/>
                 <w:webHidden/>
               </w:rPr>
-              <w:instrText xml:space="preserve"> PAGEREF _Toc235207475 \h </w:instrText>
+              <w:instrText xml:space="preserve"> PAGEREF _Toc235468826 \h </w:instrText>
             </w:r>
             <w:r>
               <w:rPr>
@@ -1071,7 +1071,7 @@
               <w14:ligatures w14:val="standardContextual"/>
             </w:rPr>
           </w:pPr>
-          <w:hyperlink w:anchor="_Toc235207476" w:history="1">
+          <w:hyperlink w:anchor="_Toc235468827" w:history="1">
             <w:r>
               <w:rPr>
                 <w:rStyle w:val="Hipervnculo"/>
@@ -1079,7 +1079,7 @@
                 <w:bCs/>
                 <w:noProof/>
               </w:rPr>
-              <w:t>2. References</w:t>
+              <w:t>2. Referencias</w:t>
             </w:r>
             <w:r>
               <w:rPr>
@@ -1106,7 +1106,7 @@
                 <w:noProof/>
                 <w:webHidden/>
               </w:rPr>
-              <w:instrText xml:space="preserve"> PAGEREF _Toc235207476 \h </w:instrText>
+              <w:instrText xml:space="preserve"> PAGEREF _Toc235468827 \h </w:instrText>
             </w:r>
             <w:r>
               <w:rPr>
@@ -1162,7 +1162,7 @@
               <w14:ligatures w14:val="standardContextual"/>
             </w:rPr>
           </w:pPr>
-          <w:hyperlink w:anchor="_Toc235207477" w:history="1">
+          <w:hyperlink w:anchor="_Toc235468828" w:history="1">
             <w:r>
               <w:rPr>
                 <w:rStyle w:val="Hipervnculo"/>
@@ -1170,7 +1170,7 @@
                 <w:bCs/>
                 <w:noProof/>
               </w:rPr>
-              <w:t>3. Decomposition Description</w:t>
+              <w:t>3. Descripción de descomposición</w:t>
             </w:r>
             <w:r>
               <w:rPr>
@@ -1197,7 +1197,7 @@
                 <w:noProof/>
                 <w:webHidden/>
               </w:rPr>
-              <w:instrText xml:space="preserve"> PAGEREF _Toc235207477 \h </w:instrText>
+              <w:instrText xml:space="preserve"> PAGEREF _Toc235468828 \h </w:instrText>
             </w:r>
             <w:r>
               <w:rPr>
@@ -1254,7 +1254,7 @@
               <w14:ligatures w14:val="standardContextual"/>
             </w:rPr>
           </w:pPr>
-          <w:hyperlink w:anchor="_Toc235207478" w:history="1">
+          <w:hyperlink w:anchor="_Toc235468829" w:history="1">
             <w:r>
               <w:rPr>
                 <w:rStyle w:val="Hipervnculo"/>
@@ -1284,7 +1284,7 @@
                 <w:bCs/>
                 <w:noProof/>
               </w:rPr>
-              <w:t>Module Decomposition</w:t>
+              <w:t>Descomposición de módulos</w:t>
             </w:r>
             <w:r>
               <w:rPr>
@@ -1311,7 +1311,7 @@
                 <w:noProof/>
                 <w:webHidden/>
               </w:rPr>
-              <w:instrText xml:space="preserve"> PAGEREF _Toc235207478 \h </w:instrText>
+              <w:instrText xml:space="preserve"> PAGEREF _Toc235468829 \h </w:instrText>
             </w:r>
             <w:r>
               <w:rPr>
@@ -1368,7 +1368,7 @@
               <w14:ligatures w14:val="standardContextual"/>
             </w:rPr>
           </w:pPr>
-          <w:hyperlink w:anchor="_Toc235207479" w:history="1">
+          <w:hyperlink w:anchor="_Toc235468830" w:history="1">
             <w:r>
               <w:rPr>
                 <w:rStyle w:val="Hipervnculo"/>
@@ -1398,7 +1398,7 @@
                 <w:bCs/>
                 <w:noProof/>
               </w:rPr>
-              <w:t>Concurrent Process Decomposition</w:t>
+              <w:t>Descomposición de procesos concurrentes</w:t>
             </w:r>
             <w:r>
               <w:rPr>
@@ -1425,7 +1425,7 @@
                 <w:noProof/>
                 <w:webHidden/>
               </w:rPr>
-              <w:instrText xml:space="preserve"> PAGEREF _Toc235207479 \h </w:instrText>
+              <w:instrText xml:space="preserve"> PAGEREF _Toc235468830 \h </w:instrText>
             </w:r>
             <w:r>
               <w:rPr>
@@ -1482,7 +1482,7 @@
               <w14:ligatures w14:val="standardContextual"/>
             </w:rPr>
           </w:pPr>
-          <w:hyperlink w:anchor="_Toc235207480" w:history="1">
+          <w:hyperlink w:anchor="_Toc235468831" w:history="1">
             <w:r>
               <w:rPr>
                 <w:rStyle w:val="Hipervnculo"/>
@@ -1512,7 +1512,7 @@
                 <w:bCs/>
                 <w:noProof/>
               </w:rPr>
-              <w:t>Data Decomposition (Tables)</w:t>
+              <w:t>Descomposición de datos (Tablas)</w:t>
             </w:r>
             <w:r>
               <w:rPr>
@@ -1539,7 +1539,7 @@
                 <w:noProof/>
                 <w:webHidden/>
               </w:rPr>
-              <w:instrText xml:space="preserve"> PAGEREF _Toc235207480 \h </w:instrText>
+              <w:instrText xml:space="preserve"> PAGEREF _Toc235468831 \h </w:instrText>
             </w:r>
             <w:r>
               <w:rPr>
@@ -1595,7 +1595,7 @@
               <w14:ligatures w14:val="standardContextual"/>
             </w:rPr>
           </w:pPr>
-          <w:hyperlink w:anchor="_Toc235207481" w:history="1">
+          <w:hyperlink w:anchor="_Toc235468832" w:history="1">
             <w:r>
               <w:rPr>
                 <w:rStyle w:val="Hipervnculo"/>
@@ -1603,7 +1603,7 @@
                 <w:bCs/>
                 <w:noProof/>
               </w:rPr>
-              <w:t>4. Dependency Description</w:t>
+              <w:t>4. Descripción de dependencias</w:t>
             </w:r>
             <w:r>
               <w:rPr>
@@ -1630,7 +1630,7 @@
                 <w:noProof/>
                 <w:webHidden/>
               </w:rPr>
-              <w:instrText xml:space="preserve"> PAGEREF _Toc235207481 \h </w:instrText>
+              <w:instrText xml:space="preserve"> PAGEREF _Toc235468832 \h </w:instrText>
             </w:r>
             <w:r>
               <w:rPr>
@@ -1687,7 +1687,7 @@
               <w14:ligatures w14:val="standardContextual"/>
             </w:rPr>
           </w:pPr>
-          <w:hyperlink w:anchor="_Toc235207482" w:history="1">
+          <w:hyperlink w:anchor="_Toc235468833" w:history="1">
             <w:r>
               <w:rPr>
                 <w:rStyle w:val="Hipervnculo"/>
@@ -1717,7 +1717,7 @@
                 <w:bCs/>
                 <w:noProof/>
               </w:rPr>
-              <w:t>Intermodule Dependencies</w:t>
+              <w:t>Dependencias intermodulares</w:t>
             </w:r>
             <w:r>
               <w:rPr>
@@ -1744,7 +1744,7 @@
                 <w:noProof/>
                 <w:webHidden/>
               </w:rPr>
-              <w:instrText xml:space="preserve"> PAGEREF _Toc235207482 \h </w:instrText>
+              <w:instrText xml:space="preserve"> PAGEREF _Toc235468833 \h </w:instrText>
             </w:r>
             <w:r>
               <w:rPr>
@@ -1800,7 +1800,7 @@
               <w14:ligatures w14:val="standardContextual"/>
             </w:rPr>
           </w:pPr>
-          <w:hyperlink w:anchor="_Toc235207483" w:history="1">
+          <w:hyperlink w:anchor="_Toc235468834" w:history="1">
             <w:r>
               <w:rPr>
                 <w:rStyle w:val="Hipervnculo"/>
@@ -1808,7 +1808,7 @@
                 <w:bCs/>
                 <w:noProof/>
               </w:rPr>
-              <w:t>4.2 Interprocess Dependencies (API/AJAX)</w:t>
+              <w:t>4.2 Dependencias entre procesos (API/AJAX)</w:t>
             </w:r>
             <w:r>
               <w:rPr>
@@ -1835,7 +1835,7 @@
                 <w:noProof/>
                 <w:webHidden/>
               </w:rPr>
-              <w:instrText xml:space="preserve"> PAGEREF _Toc235207483 \h </w:instrText>
+              <w:instrText xml:space="preserve"> PAGEREF _Toc235468834 \h </w:instrText>
             </w:r>
             <w:r>
               <w:rPr>
@@ -1891,7 +1891,7 @@
               <w14:ligatures w14:val="standardContextual"/>
             </w:rPr>
           </w:pPr>
-          <w:hyperlink w:anchor="_Toc235207484" w:history="1">
+          <w:hyperlink w:anchor="_Toc235468835" w:history="1">
             <w:r>
               <w:rPr>
                 <w:rStyle w:val="Hipervnculo"/>
@@ -1899,7 +1899,7 @@
                 <w:bCs/>
                 <w:noProof/>
               </w:rPr>
-              <w:t>4.3 Data Dependencies</w:t>
+              <w:t>4.3 Dependencias de datos</w:t>
             </w:r>
             <w:r>
               <w:rPr>
@@ -1926,7 +1926,7 @@
                 <w:noProof/>
                 <w:webHidden/>
               </w:rPr>
-              <w:instrText xml:space="preserve"> PAGEREF _Toc235207484 \h </w:instrText>
+              <w:instrText xml:space="preserve"> PAGEREF _Toc235468835 \h </w:instrText>
             </w:r>
             <w:r>
               <w:rPr>
@@ -1982,7 +1982,7 @@
               <w14:ligatures w14:val="standardContextual"/>
             </w:rPr>
           </w:pPr>
-          <w:hyperlink w:anchor="_Toc235207485" w:history="1">
+          <w:hyperlink w:anchor="_Toc235468836" w:history="1">
             <w:r>
               <w:rPr>
                 <w:rStyle w:val="Hipervnculo"/>
@@ -1990,7 +1990,7 @@
                 <w:bCs/>
                 <w:noProof/>
               </w:rPr>
-              <w:t>5. Interface Description</w:t>
+              <w:t>5. Descripción de interfaces</w:t>
             </w:r>
             <w:r>
               <w:rPr>
@@ -2017,7 +2017,7 @@
                 <w:noProof/>
                 <w:webHidden/>
               </w:rPr>
-              <w:instrText xml:space="preserve"> PAGEREF _Toc235207485 \h </w:instrText>
+              <w:instrText xml:space="preserve"> PAGEREF _Toc235468836 \h </w:instrText>
             </w:r>
             <w:r>
               <w:rPr>
@@ -2073,7 +2073,7 @@
               <w14:ligatures w14:val="standardContextual"/>
             </w:rPr>
           </w:pPr>
-          <w:hyperlink w:anchor="_Toc235207486" w:history="1">
+          <w:hyperlink w:anchor="_Toc235468837" w:history="1">
             <w:r>
               <w:rPr>
                 <w:rStyle w:val="Hipervnculo"/>
@@ -2081,7 +2081,7 @@
                 <w:bCs/>
                 <w:noProof/>
               </w:rPr>
-              <w:t>5.1 Module Interface (Controller APIs)</w:t>
+              <w:t>5.1 Interfaz de módulo (APIs de controlador)</w:t>
             </w:r>
             <w:r>
               <w:rPr>
@@ -2108,7 +2108,7 @@
                 <w:noProof/>
                 <w:webHidden/>
               </w:rPr>
-              <w:instrText xml:space="preserve"> PAGEREF _Toc235207486 \h </w:instrText>
+              <w:instrText xml:space="preserve"> PAGEREF _Toc235468837 \h </w:instrText>
             </w:r>
             <w:r>
               <w:rPr>
@@ -2164,7 +2164,7 @@
               <w14:ligatures w14:val="standardContextual"/>
             </w:rPr>
           </w:pPr>
-          <w:hyperlink w:anchor="_Toc235207487" w:history="1">
+          <w:hyperlink w:anchor="_Toc235468838" w:history="1">
             <w:r>
               <w:rPr>
                 <w:rStyle w:val="Hipervnculo"/>
@@ -2172,7 +2172,7 @@
                 <w:bCs/>
                 <w:noProof/>
               </w:rPr>
-              <w:t>6. Detailed Design</w:t>
+              <w:t>6. Diseño detallado</w:t>
             </w:r>
             <w:r>
               <w:rPr>
@@ -2199,7 +2199,7 @@
                 <w:noProof/>
                 <w:webHidden/>
               </w:rPr>
-              <w:instrText xml:space="preserve"> PAGEREF _Toc235207487 \h </w:instrText>
+              <w:instrText xml:space="preserve"> PAGEREF _Toc235468838 \h </w:instrText>
             </w:r>
             <w:r>
               <w:rPr>
@@ -2256,7 +2256,7 @@
               <w14:ligatures w14:val="standardContextual"/>
             </w:rPr>
           </w:pPr>
-          <w:hyperlink w:anchor="_Toc235207488" w:history="1">
+          <w:hyperlink w:anchor="_Toc235468839" w:history="1">
             <w:r>
               <w:rPr>
                 <w:rStyle w:val="Hipervnculo"/>
@@ -2286,7 +2286,7 @@
                 <w:bCs/>
                 <w:noProof/>
               </w:rPr>
-              <w:t>Module Detailed Design (Classes and Functions)</w:t>
+              <w:t>Diseño detallado de módulos (Clases y funciones)</w:t>
             </w:r>
             <w:r>
               <w:rPr>
@@ -2313,7 +2313,7 @@
                 <w:noProof/>
                 <w:webHidden/>
               </w:rPr>
-              <w:instrText xml:space="preserve"> PAGEREF _Toc235207488 \h </w:instrText>
+              <w:instrText xml:space="preserve"> PAGEREF _Toc235468839 \h </w:instrText>
             </w:r>
             <w:r>
               <w:rPr>
@@ -2370,7 +2370,7 @@
               <w14:ligatures w14:val="standardContextual"/>
             </w:rPr>
           </w:pPr>
-          <w:hyperlink w:anchor="_Toc235207489" w:history="1">
+          <w:hyperlink w:anchor="_Toc235468840" w:history="1">
             <w:r>
               <w:rPr>
                 <w:rStyle w:val="Hipervnculo"/>
@@ -2400,7 +2400,7 @@
                 <w:bCs/>
                 <w:noProof/>
               </w:rPr>
-              <w:t>Data Detailed Design (Data Dictionary)</w:t>
+              <w:t>Diseño detallado de datos (Diccionario de datos)</w:t>
             </w:r>
             <w:r>
               <w:rPr>
@@ -2427,7 +2427,7 @@
                 <w:noProof/>
                 <w:webHidden/>
               </w:rPr>
-              <w:instrText xml:space="preserve"> PAGEREF _Toc235207489 \h </w:instrText>
+              <w:instrText xml:space="preserve"> PAGEREF _Toc235468840 \h </w:instrText>
             </w:r>
             <w:r>
               <w:rPr>
@@ -2453,7 +2453,7 @@
                 <w:noProof/>
                 <w:webHidden/>
               </w:rPr>
-              <w:t>8</w:t>
+              <w:t>7</w:t>
             </w:r>
             <w:r>
               <w:rPr>
@@ -2483,7 +2483,7 @@
               <w14:ligatures w14:val="standardContextual"/>
             </w:rPr>
           </w:pPr>
-          <w:hyperlink w:anchor="_Toc235207490" w:history="1">
+          <w:hyperlink w:anchor="_Toc235468841" w:history="1">
             <w:r>
               <w:rPr>
                 <w:rStyle w:val="Hipervnculo"/>
@@ -2491,25 +2491,7 @@
                 <w:bCs/>
                 <w:noProof/>
               </w:rPr>
-              <w:t>7. Normas, Políticas y Proc</w:t>
-            </w:r>
-            <w:r>
-              <w:rPr>
-                <w:rStyle w:val="Hipervnculo"/>
-                <w:b/>
-                <w:bCs/>
-                <w:noProof/>
-              </w:rPr>
-              <w:t>e</w:t>
-            </w:r>
-            <w:r>
-              <w:rPr>
-                <w:rStyle w:val="Hipervnculo"/>
-                <w:b/>
-                <w:bCs/>
-                <w:noProof/>
-              </w:rPr>
-              <w:t>dimientos de la Organización</w:t>
+              <w:t>7. Normas, Políticas y Procedimientos de la Organización</w:t>
             </w:r>
             <w:r>
               <w:rPr>
@@ -2536,7 +2518,7 @@
                 <w:noProof/>
                 <w:webHidden/>
               </w:rPr>
-              <w:instrText xml:space="preserve"> PAGEREF _Toc235207490 \h </w:instrText>
+              <w:instrText xml:space="preserve"> PAGEREF _Toc235468841 \h </w:instrText>
             </w:r>
             <w:r>
               <w:rPr>
@@ -2611,14 +2593,14 @@
           <w:lang w:val="es-ES"/>
         </w:rPr>
       </w:pPr>
-      <w:bookmarkStart w:id="0" w:name="_Toc235207472"/>
+      <w:bookmarkStart w:id="0" w:name="_Toc235468823"/>
       <w:r>
         <w:rPr>
           <w:rFonts w:cs="Times New Roman"/>
           <w:lang w:val="es-ES"/>
         </w:rPr>
         <w:lastRenderedPageBreak/>
-        <w:t>1. Introduction</w:t>
+        <w:t>1. Introducción</w:t>
       </w:r>
       <w:bookmarkEnd w:id="0"/>
     </w:p>
@@ -2631,11 +2613,16 @@
         </w:numPr>
         <w:spacing w:before="0" w:line="360" w:lineRule="auto"/>
       </w:pPr>
-      <w:bookmarkStart w:id="1" w:name="_Toc235207473"/>
+      <w:bookmarkStart w:id="1" w:name="_Toc235468824"/>
       <w:r>
-        <w:t>Purpose</w:t>
+        <w:t xml:space="preserve"> </w:t>
+      </w:r>
+      <w:proofErr w:type="spellStart"/>
+      <w:r>
+        <w:t>Propósito</w:t>
       </w:r>
       <w:bookmarkEnd w:id="1"/>
+      <w:proofErr w:type="spellEnd"/>
     </w:p>
     <w:p>
       <w:pPr>
@@ -2670,9 +2657,9 @@
       <w:r>
         <w:t xml:space="preserve"> </w:t>
       </w:r>
-      <w:bookmarkStart w:id="2" w:name="_Toc235207474"/>
+      <w:bookmarkStart w:id="2" w:name="_Toc235468825"/>
       <w:r>
-        <w:t>Scope</w:t>
+        <w:t>Alcance</w:t>
       </w:r>
       <w:bookmarkEnd w:id="2"/>
     </w:p>
@@ -2709,9 +2696,9 @@
       <w:r>
         <w:t xml:space="preserve"> </w:t>
       </w:r>
-      <w:bookmarkStart w:id="3" w:name="_Toc235207475"/>
+      <w:bookmarkStart w:id="3" w:name="_Toc235468826"/>
       <w:r>
-        <w:t>Definitions, Acronyms &amp; Abbreviations</w:t>
+        <w:t>Definiciones, acrónimos y abreviaturas</w:t>
       </w:r>
       <w:bookmarkEnd w:id="3"/>
     </w:p>
@@ -2930,9 +2917,9 @@
         <w:pStyle w:val="Ttulo1"/>
         <w:spacing w:after="240" w:line="360" w:lineRule="auto"/>
       </w:pPr>
-      <w:bookmarkStart w:id="4" w:name="_Toc235207476"/>
+      <w:bookmarkStart w:id="4" w:name="_Toc235468827"/>
       <w:r>
-        <w:t>2. References</w:t>
+        <w:t>2. Referencias</w:t>
       </w:r>
       <w:bookmarkEnd w:id="4"/>
     </w:p>
@@ -3060,13 +3047,13 @@
           <w:rFonts w:cs="Times New Roman"/>
         </w:rPr>
       </w:pPr>
-      <w:bookmarkStart w:id="5" w:name="_Toc235207477"/>
+      <w:bookmarkStart w:id="5" w:name="_Toc235468828"/>
       <w:r>
         <w:rPr>
           <w:rFonts w:cs="Times New Roman"/>
         </w:rPr>
         <w:lastRenderedPageBreak/>
-        <w:t>3. Decomposition Description</w:t>
+        <w:t>3. Descripción de descomposición</w:t>
       </w:r>
       <w:bookmarkEnd w:id="5"/>
     </w:p>
@@ -3082,9 +3069,9 @@
       <w:r>
         <w:t xml:space="preserve"> </w:t>
       </w:r>
-      <w:bookmarkStart w:id="6" w:name="_Toc235207478"/>
+      <w:bookmarkStart w:id="6" w:name="_Toc235468829"/>
       <w:r>
-        <w:t>Module Decomposition</w:t>
+        <w:t>Descomposición de módulos</w:t>
       </w:r>
       <w:bookmarkEnd w:id="6"/>
     </w:p>
@@ -3229,9 +3216,9 @@
       <w:r>
         <w:t xml:space="preserve"> </w:t>
       </w:r>
-      <w:bookmarkStart w:id="7" w:name="_Toc235207479"/>
+      <w:bookmarkStart w:id="7" w:name="_Toc235468830"/>
       <w:r>
-        <w:t>Concurrent Process Decomposition</w:t>
+        <w:t>Descomposición de procesos concurrentes</w:t>
       </w:r>
       <w:bookmarkEnd w:id="7"/>
     </w:p>
@@ -3297,9 +3284,9 @@
       <w:r>
         <w:t xml:space="preserve"> </w:t>
       </w:r>
-      <w:bookmarkStart w:id="8" w:name="_Toc235207480"/>
+      <w:bookmarkStart w:id="8" w:name="_Toc235468831"/>
       <w:r>
-        <w:t>Data Decomposition (Tables)</w:t>
+        <w:t>Descomposición de datos (Tablas)</w:t>
       </w:r>
       <w:bookmarkEnd w:id="8"/>
     </w:p>
@@ -3541,10 +3528,10 @@
           <w:szCs w:val="20"/>
         </w:rPr>
       </w:pPr>
-      <w:bookmarkStart w:id="9" w:name="_Toc235207481"/>
+      <w:bookmarkStart w:id="9" w:name="_Toc235468832"/>
       <w:r>
         <w:lastRenderedPageBreak/>
-        <w:t>4. Dependency Description</w:t>
+        <w:t>4. Descripción de dependencias</w:t>
       </w:r>
       <w:bookmarkEnd w:id="9"/>
     </w:p>
@@ -3560,9 +3547,9 @@
       <w:r>
         <w:t xml:space="preserve"> </w:t>
       </w:r>
-      <w:bookmarkStart w:id="10" w:name="_Toc235207482"/>
+      <w:bookmarkStart w:id="10" w:name="_Toc235468833"/>
       <w:r>
-        <w:t>Intermodule Dependencies</w:t>
+        <w:t>Dependencias intermodulares</w:t>
       </w:r>
       <w:bookmarkEnd w:id="10"/>
     </w:p>
@@ -3679,15 +3666,9 @@
         <w:pStyle w:val="Ttulo2"/>
         <w:spacing w:before="0" w:line="360" w:lineRule="auto"/>
       </w:pPr>
-      <w:bookmarkStart w:id="11" w:name="_Toc235207483"/>
+      <w:bookmarkStart w:id="11" w:name="_Toc235468834"/>
       <w:r>
-        <w:t>4.2</w:t>
-      </w:r>
-      <w:r>
-        <w:t xml:space="preserve"> </w:t>
-      </w:r>
-      <w:r>
-        <w:t>Interprocess Dependencies (API/AJAX)</w:t>
+        <w:t>4.2 Dependencias entre procesos (API/AJAX)</w:t>
       </w:r>
       <w:bookmarkEnd w:id="11"/>
     </w:p>
@@ -3739,9 +3720,9 @@
         <w:pStyle w:val="Ttulo2"/>
         <w:spacing w:before="0" w:line="360" w:lineRule="auto"/>
       </w:pPr>
-      <w:bookmarkStart w:id="12" w:name="_Toc235207484"/>
+      <w:bookmarkStart w:id="12" w:name="_Toc235468835"/>
       <w:r>
-        <w:t>4.3 Data Dependencies</w:t>
+        <w:t>4.3 Dependencias de datos</w:t>
       </w:r>
       <w:bookmarkEnd w:id="12"/>
     </w:p>
@@ -3872,12 +3853,12 @@
           <w:rFonts w:cs="Times New Roman"/>
         </w:rPr>
       </w:pPr>
-      <w:bookmarkStart w:id="13" w:name="_Toc235207485"/>
+      <w:bookmarkStart w:id="13" w:name="_Toc235468836"/>
       <w:r>
         <w:rPr>
           <w:rFonts w:cs="Times New Roman"/>
         </w:rPr>
-        <w:t>5. Interface Description</w:t>
+        <w:t>5. Descripción de interfaces</w:t>
       </w:r>
       <w:bookmarkEnd w:id="13"/>
     </w:p>
@@ -3889,9 +3870,9 @@
           <w:rFonts w:cs="Times New Roman"/>
         </w:rPr>
       </w:pPr>
-      <w:bookmarkStart w:id="14" w:name="_Toc235207486"/>
+      <w:bookmarkStart w:id="14" w:name="_Toc235468837"/>
       <w:r>
-        <w:t>5.1 Module Interface (Controller APIs)</w:t>
+        <w:t>5.1 Interfaz de módulo (APIs de controlador)</w:t>
       </w:r>
       <w:bookmarkEnd w:id="14"/>
     </w:p>
@@ -4984,12 +4965,12 @@
           <w:rFonts w:cs="Times New Roman"/>
         </w:rPr>
       </w:pPr>
-      <w:bookmarkStart w:id="15" w:name="_Toc235207487"/>
+      <w:bookmarkStart w:id="15" w:name="_Toc235468838"/>
       <w:r>
         <w:rPr>
           <w:rFonts w:cs="Times New Roman"/>
         </w:rPr>
-        <w:t>6. Detailed Design</w:t>
+        <w:t>6. Diseño detallado</w:t>
       </w:r>
       <w:bookmarkEnd w:id="15"/>
     </w:p>
@@ -5002,9 +4983,9 @@
         </w:numPr>
         <w:spacing w:before="0" w:line="360" w:lineRule="auto"/>
       </w:pPr>
-      <w:bookmarkStart w:id="16" w:name="_Toc235207488"/>
+      <w:bookmarkStart w:id="16" w:name="_Toc235468839"/>
       <w:r>
-        <w:t>Module Detailed Design (Classes and Functions)</w:t>
+        <w:t>Diseño detallado de módulos (Clases y funciones)</w:t>
       </w:r>
       <w:bookmarkEnd w:id="16"/>
     </w:p>
@@ -5769,9 +5750,9 @@
         </w:numPr>
         <w:spacing w:before="0" w:line="360" w:lineRule="auto"/>
       </w:pPr>
-      <w:bookmarkStart w:id="17" w:name="_Toc235207489"/>
+      <w:bookmarkStart w:id="17" w:name="_Toc235468840"/>
       <w:r>
-        <w:t>Data Detailed Design (Data Dictionary)</w:t>
+        <w:t>Diseño detallado de datos (Diccionario de datos)</w:t>
       </w:r>
       <w:bookmarkEnd w:id="17"/>
     </w:p>
@@ -8778,7 +8759,6 @@
         <w:pStyle w:val="Ttulo1"/>
         <w:spacing w:before="0" w:line="360" w:lineRule="auto"/>
       </w:pPr>
-      <w:bookmarkStart w:id="18" w:name="_Toc235207490"/>
     </w:p>
     <w:p>
       <w:pPr>
@@ -8800,6 +8780,7 @@
         <w:pStyle w:val="Ttulo1"/>
         <w:spacing w:after="240" w:line="360" w:lineRule="auto"/>
       </w:pPr>
+      <w:bookmarkStart w:id="18" w:name="_Toc235468841"/>
       <w:r>
         <w:lastRenderedPageBreak/>
         <w:t>7. Normas, Políticas y Procedimientos de la Organización</w:t>
